--- a/docs/handoffs/2026-09-03-state-of-play.docx
+++ b/docs/handoffs/2026-09-03-state-of-play.docx
@@ -71,6 +71,26 @@
         <w:rPr>
           <w:b/>
         </w:rPr>
+        <w:t xml:space="preserve">Reading version (renders correctly, including on a phone):</w:t>
+      </w:r>
+      <w:r>
+        <w:t xml:space="preserve"> </w:t>
+      </w:r>
+      <w:hyperlink r:id="rId21">
+        <w:r>
+          <w:rPr>
+            <w:rStyle w:val="Hyperlink"/>
+          </w:rPr>
+          <w:t xml:space="preserve">https://claude.ai/code/artifact/b1c5428c-1075-4145-b3fa-1a2dfca91aaa</w:t>
+        </w:r>
+      </w:hyperlink>
+      <w:r>
+        <w:t xml:space="preserve"> </w:t>
+      </w:r>
+      <w:r>
+        <w:rPr>
+          <w:b/>
+        </w:rPr>
         <w:t xml:space="preserve">Read first on return:</w:t>
       </w:r>
       <w:r>
@@ -127,11 +147,11 @@
       <w:pPr>
         <w:pStyle w:val="Heading2"/>
       </w:pPr>
-      <w:bookmarkStart w:id="21" w:name="X885ed0f10af3fd73dff8b955d25c41ff8a1c8a5"/>
+      <w:bookmarkStart w:id="22" w:name="X885ed0f10af3fd73dff8b955d25c41ff8a1c8a5"/>
       <w:r>
         <w:t xml:space="preserve">0. Terms used in this document</w:t>
       </w:r>
-      <w:bookmarkEnd w:id="21"/>
+      <w:bookmarkEnd w:id="22"/>
     </w:p>
     <w:p>
       <w:pPr>
@@ -160,11 +180,11 @@
       <w:pPr>
         <w:pStyle w:val="Heading3"/>
       </w:pPr>
-      <w:bookmarkStart w:id="22" w:name="X489cf1d2cfa8a7c066445ad23b58b745f328709"/>
+      <w:bookmarkStart w:id="23" w:name="X489cf1d2cfa8a7c066445ad23b58b745f328709"/>
       <w:r>
         <w:t xml:space="preserve">0.1 The six settings that define a configuration</w:t>
       </w:r>
-      <w:bookmarkEnd w:id="22"/>
+      <w:bookmarkEnd w:id="23"/>
     </w:p>
     <w:tbl>
       <w:tblPr>
@@ -930,11 +950,11 @@
       <w:pPr>
         <w:pStyle w:val="Heading3"/>
       </w:pPr>
-      <w:bookmarkStart w:id="23" w:name="Xc8d57c5a75a90e2c411ed7c1de29b34c848dd6b"/>
+      <w:bookmarkStart w:id="24" w:name="Xc8d57c5a75a90e2c411ed7c1de29b34c848dd6b"/>
       <w:r>
         <w:t xml:space="preserve">0.2 Units and kinds of number</w:t>
       </w:r>
-      <w:bookmarkEnd w:id="23"/>
+      <w:bookmarkEnd w:id="24"/>
     </w:p>
     <w:p>
       <w:pPr>
@@ -1367,11 +1387,11 @@
       <w:pPr>
         <w:pStyle w:val="Heading3"/>
       </w:pPr>
-      <w:bookmarkStart w:id="24" w:name="Xe9cbda55d2990fa7e596f13f681b6432fed3d56"/>
+      <w:bookmarkStart w:id="25" w:name="Xe9cbda55d2990fa7e596f13f681b6432fed3d56"/>
       <w:r>
         <w:t xml:space="preserve">0.3 Portfolio rules referred to below</w:t>
       </w:r>
-      <w:bookmarkEnd w:id="24"/>
+      <w:bookmarkEnd w:id="25"/>
     </w:p>
     <w:tbl>
       <w:tblPr>
@@ -1674,11 +1694,11 @@
       <w:pPr>
         <w:pStyle w:val="Heading2"/>
       </w:pPr>
-      <w:bookmarkStart w:id="25" w:name="Xa60c09a18eaa0d9fbd52340683e179261b1fadc"/>
+      <w:bookmarkStart w:id="26" w:name="Xa60c09a18eaa0d9fbd52340683e179261b1fadc"/>
       <w:r>
         <w:t xml:space="preserve">1. Where things stand in one paragraph</w:t>
       </w:r>
-      <w:bookmarkEnd w:id="25"/>
+      <w:bookmarkEnd w:id="26"/>
     </w:p>
     <w:p>
       <w:pPr>
@@ -1765,11 +1785,11 @@
       <w:pPr>
         <w:pStyle w:val="Heading2"/>
       </w:pPr>
-      <w:bookmarkStart w:id="26" w:name="X4329d4c62ba97da4db555ee4f1791117f458a8b"/>
+      <w:bookmarkStart w:id="27" w:name="X4329d4c62ba97da4db555ee4f1791117f458a8b"/>
       <w:r>
         <w:t xml:space="preserve">2. Settled configuration — unchanged</w:t>
       </w:r>
-      <w:bookmarkEnd w:id="26"/>
+      <w:bookmarkEnd w:id="27"/>
     </w:p>
     <w:p>
       <w:pPr>
@@ -1943,11 +1963,11 @@
       <w:pPr>
         <w:pStyle w:val="Heading2"/>
       </w:pPr>
-      <w:bookmarkStart w:id="27" w:name="X37375de92142fd207bf5ad7e00b5df57fd27e0a"/>
+      <w:bookmarkStart w:id="28" w:name="X37375de92142fd207bf5ad7e00b5df57fd27e0a"/>
       <w:r>
         <w:t xml:space="preserve">3. Promotion gate extended — implementation fidelity</w:t>
       </w:r>
-      <w:bookmarkEnd w:id="27"/>
+      <w:bookmarkEnd w:id="28"/>
     </w:p>
     <w:p>
       <w:pPr>
@@ -2466,11 +2486,11 @@
       <w:pPr>
         <w:pStyle w:val="Heading2"/>
       </w:pPr>
-      <w:bookmarkStart w:id="28" w:name="X7a47abf5faa6a90d2386a0dffb627541a63812e"/>
+      <w:bookmarkStart w:id="29" w:name="X7a47abf5faa6a90d2386a0dffb627541a63812e"/>
       <w:r>
         <w:t xml:space="preserve">4. Prompt- and model-version drift</w:t>
       </w:r>
-      <w:bookmarkEnd w:id="28"/>
+      <w:bookmarkEnd w:id="29"/>
     </w:p>
     <w:p>
       <w:pPr>
@@ -2511,11 +2531,11 @@
       <w:pPr>
         <w:pStyle w:val="Heading3"/>
       </w:pPr>
-      <w:bookmarkStart w:id="29" w:name="Xa2c5a45b92103636d8a82ad4cf46de387a1ce8d"/>
+      <w:bookmarkStart w:id="30" w:name="Xa2c5a45b92103636d8a82ad4cf46de387a1ce8d"/>
       <w:r>
         <w:t xml:space="preserve">4.1 What was wrong</w:t>
       </w:r>
-      <w:bookmarkEnd w:id="29"/>
+      <w:bookmarkEnd w:id="30"/>
     </w:p>
     <w:p>
       <w:pPr>
@@ -2628,11 +2648,11 @@
       <w:pPr>
         <w:pStyle w:val="Heading3"/>
       </w:pPr>
-      <w:bookmarkStart w:id="30" w:name="X9d022c22f3052dacddfc29e11a10487e4f8668c"/>
+      <w:bookmarkStart w:id="31" w:name="X9d022c22f3052dacddfc29e11a10487e4f8668c"/>
       <w:r>
         <w:t xml:space="preserve">4.2 Fixed today</w:t>
       </w:r>
-      <w:bookmarkEnd w:id="30"/>
+      <w:bookmarkEnd w:id="31"/>
     </w:p>
     <w:p>
       <w:pPr>
@@ -2770,11 +2790,11 @@
       <w:pPr>
         <w:pStyle w:val="Heading3"/>
       </w:pPr>
-      <w:bookmarkStart w:id="31" w:name="Xaf669bb3f0f1e27ceb5866ea83428265632dcfa"/>
+      <w:bookmarkStart w:id="32" w:name="Xaf669bb3f0f1e27ceb5866ea83428265632dcfa"/>
       <w:r>
         <w:t xml:space="preserve">4.3 Blast radius</w:t>
       </w:r>
-      <w:bookmarkEnd w:id="31"/>
+      <w:bookmarkEnd w:id="32"/>
     </w:p>
     <w:p>
       <w:pPr>
@@ -2896,11 +2916,11 @@
       <w:pPr>
         <w:pStyle w:val="Heading3"/>
       </w:pPr>
-      <w:bookmarkStart w:id="32" w:name="X260235f391265ef34f1083640de1139358945a9"/>
+      <w:bookmarkStart w:id="33" w:name="X260235f391265ef34f1083640de1139358945a9"/>
       <w:r>
         <w:t xml:space="preserve">4.4 Corpus verdict — clean</w:t>
       </w:r>
-      <w:bookmarkEnd w:id="32"/>
+      <w:bookmarkEnd w:id="33"/>
     </w:p>
     <w:p>
       <w:pPr>
@@ -3118,11 +3138,11 @@
       <w:pPr>
         <w:pStyle w:val="Heading3"/>
       </w:pPr>
-      <w:bookmarkStart w:id="33" w:name="Xba94511feedf9cb7ffd5abb99e767a19229ad57"/>
+      <w:bookmarkStart w:id="34" w:name="Xba94511feedf9cb7ffd5abb99e767a19229ad57"/>
       <w:r>
         <w:t xml:space="preserve">4.5 Model version — still open</w:t>
       </w:r>
-      <w:bookmarkEnd w:id="33"/>
+      <w:bookmarkEnd w:id="34"/>
     </w:p>
     <w:p>
       <w:pPr>
@@ -3328,11 +3348,11 @@
       <w:pPr>
         <w:pStyle w:val="Heading2"/>
       </w:pPr>
-      <w:bookmarkStart w:id="34" w:name="Xc5cfa0c31d10540400232117cafdf451343c196"/>
+      <w:bookmarkStart w:id="35" w:name="Xc5cfa0c31d10540400232117cafdf451343c196"/>
       <w:r>
         <w:t xml:space="preserve">5. Portfolio composition — what the simulation actually held</w:t>
       </w:r>
-      <w:bookmarkEnd w:id="34"/>
+      <w:bookmarkEnd w:id="35"/>
     </w:p>
     <w:p>
       <w:pPr>
@@ -3966,11 +3986,11 @@
       <w:pPr>
         <w:pStyle w:val="Heading3"/>
       </w:pPr>
-      <w:bookmarkStart w:id="35" w:name="X2feba53296723f8e5766f1e447c45248788a070"/>
+      <w:bookmarkStart w:id="36" w:name="X2feba53296723f8e5766f1e447c45248788a070"/>
       <w:r>
         <w:t xml:space="preserve">5.1 What it shows</w:t>
       </w:r>
-      <w:bookmarkEnd w:id="35"/>
+      <w:bookmarkEnd w:id="36"/>
     </w:p>
     <w:p>
       <w:pPr>
@@ -4216,11 +4236,11 @@
       <w:pPr>
         <w:pStyle w:val="Heading3"/>
       </w:pPr>
-      <w:bookmarkStart w:id="36" w:name="Xbc7761b54c876e9411889ea38177005dffc3f14"/>
+      <w:bookmarkStart w:id="37" w:name="Xbc7761b54c876e9411889ea38177005dffc3f14"/>
       <w:r>
         <w:t xml:space="preserve">5.2 Two anomalies found while producing this — both need follow-up</w:t>
       </w:r>
-      <w:bookmarkEnd w:id="36"/>
+      <w:bookmarkEnd w:id="37"/>
     </w:p>
     <w:p>
       <w:pPr>
@@ -4518,21 +4538,21 @@
       <w:pPr>
         <w:pStyle w:val="Heading2"/>
       </w:pPr>
-      <w:bookmarkStart w:id="37" w:name="X9e4782b3ba599cbbd96489f776698578f853583"/>
+      <w:bookmarkStart w:id="38" w:name="X9e4782b3ba599cbbd96489f776698578f853583"/>
       <w:r>
         <w:t xml:space="preserve">6. Two questions about the backtest itself</w:t>
       </w:r>
-      <w:bookmarkEnd w:id="37"/>
+      <w:bookmarkEnd w:id="38"/>
     </w:p>
     <w:p>
       <w:pPr>
         <w:pStyle w:val="Heading3"/>
       </w:pPr>
-      <w:bookmarkStart w:id="38" w:name="X2767f7317be8e927150c61ac358786818106162"/>
+      <w:bookmarkStart w:id="39" w:name="X2767f7317be8e927150c61ac358786818106162"/>
       <w:r>
         <w:t xml:space="preserve">6.1 The universe — open</w:t>
       </w:r>
-      <w:bookmarkEnd w:id="38"/>
+      <w:bookmarkEnd w:id="39"/>
     </w:p>
     <w:p>
       <w:pPr>
@@ -4727,11 +4747,11 @@
       <w:pPr>
         <w:pStyle w:val="Heading3"/>
       </w:pPr>
-      <w:bookmarkStart w:id="39" w:name="Xda3d85fa8b406db69c91a59f41b9cdbf10c8d1b"/>
+      <w:bookmarkStart w:id="40" w:name="Xda3d85fa8b406db69c91a59f41b9cdbf10c8d1b"/>
       <w:r>
         <w:t xml:space="preserve">6.2 Look-ahead — documented, not ignored</w:t>
       </w:r>
-      <w:bookmarkEnd w:id="39"/>
+      <w:bookmarkEnd w:id="40"/>
     </w:p>
     <w:p>
       <w:pPr>
@@ -5016,11 +5036,11 @@
       <w:pPr>
         <w:pStyle w:val="Heading2"/>
       </w:pPr>
-      <w:bookmarkStart w:id="40" w:name="X0ee5f5735f8934c471d4c1d08d15854e8ac32e7"/>
+      <w:bookmarkStart w:id="41" w:name="X0ee5f5735f8934c471d4c1d08d15854e8ac32e7"/>
       <w:r>
         <w:t xml:space="preserve">7. Test plan — ordered, with dependencies</w:t>
       </w:r>
-      <w:bookmarkEnd w:id="40"/>
+      <w:bookmarkEnd w:id="41"/>
     </w:p>
     <w:p>
       <w:pPr>
@@ -5391,11 +5411,11 @@
       <w:pPr>
         <w:pStyle w:val="Heading3"/>
       </w:pPr>
-      <w:bookmarkStart w:id="41" w:name="Xda0a4e07c718ffad4d2c4b79e8fab03e5eae900"/>
+      <w:bookmarkStart w:id="42" w:name="Xda0a4e07c718ffad4d2c4b79e8fab03e5eae900"/>
       <w:r>
         <w:t xml:space="preserve">Test 1 — how much does analyst quality actually matter</w:t>
       </w:r>
-      <w:bookmarkEnd w:id="41"/>
+      <w:bookmarkEnd w:id="42"/>
     </w:p>
     <w:p>
       <w:pPr>
@@ -5464,11 +5484,11 @@
       <w:pPr>
         <w:pStyle w:val="Heading3"/>
       </w:pPr>
-      <w:bookmarkStart w:id="42" w:name="test-2--hit-rate-by-year"/>
+      <w:bookmarkStart w:id="43" w:name="test-2--hit-rate-by-year"/>
       <w:r>
         <w:t xml:space="preserve">Test 2 — hit rate by year</w:t>
       </w:r>
-      <w:bookmarkEnd w:id="42"/>
+      <w:bookmarkEnd w:id="43"/>
     </w:p>
     <w:p>
       <w:pPr>
@@ -5508,11 +5528,11 @@
       <w:pPr>
         <w:pStyle w:val="Heading3"/>
       </w:pPr>
-      <w:bookmarkStart w:id="43" w:name="test-3--transcript-ingestion-fidelity"/>
+      <w:bookmarkStart w:id="44" w:name="test-3--transcript-ingestion-fidelity"/>
       <w:r>
         <w:t xml:space="preserve">Test 3 — transcript ingestion fidelity</w:t>
       </w:r>
-      <w:bookmarkEnd w:id="43"/>
+      <w:bookmarkEnd w:id="44"/>
     </w:p>
     <w:p>
       <w:pPr>
@@ -5585,11 +5605,11 @@
       <w:pPr>
         <w:pStyle w:val="Heading3"/>
       </w:pPr>
-      <w:bookmarkStart w:id="44" w:name="test-4--analyst-noise-floor"/>
+      <w:bookmarkStart w:id="45" w:name="test-4--analyst-noise-floor"/>
       <w:r>
         <w:t xml:space="preserve">Test 4 — analyst noise floor</w:t>
       </w:r>
-      <w:bookmarkEnd w:id="44"/>
+      <w:bookmarkEnd w:id="45"/>
     </w:p>
     <w:p>
       <w:pPr>
@@ -5707,11 +5727,11 @@
       <w:pPr>
         <w:pStyle w:val="Heading3"/>
       </w:pPr>
-      <w:bookmarkStart w:id="45" w:name="Xf93bd78abc9f94a6b323b43b82e85e57356f131"/>
+      <w:bookmarkStart w:id="46" w:name="Xf93bd78abc9f94a6b323b43b82e85e57356f131"/>
       <w:r>
         <w:t xml:space="preserve">Test 5 — universe substitution, 16 versus 16</w:t>
       </w:r>
-      <w:bookmarkEnd w:id="45"/>
+      <w:bookmarkEnd w:id="46"/>
     </w:p>
     <w:p>
       <w:pPr>
@@ -5961,11 +5981,11 @@
       <w:pPr>
         <w:pStyle w:val="Heading3"/>
       </w:pPr>
-      <w:bookmarkStart w:id="46" w:name="Xb67784a7da8108e61faab47d5d2ba7611bebd1d"/>
+      <w:bookmarkStart w:id="47" w:name="Xb67784a7da8108e61faab47d5d2ba7611bebd1d"/>
       <w:r>
         <w:t xml:space="preserve">Test 6 — look-ahead prohibition as a probe</w:t>
       </w:r>
-      <w:bookmarkEnd w:id="46"/>
+      <w:bookmarkEnd w:id="47"/>
     </w:p>
     <w:p>
       <w:pPr>
@@ -6110,11 +6130,11 @@
       <w:pPr>
         <w:pStyle w:val="Heading2"/>
       </w:pPr>
-      <w:bookmarkStart w:id="47" w:name="X3bd4af398a0c0b3393f40e91c21bb072c5f7650"/>
+      <w:bookmarkStart w:id="48" w:name="X3bd4af398a0c0b3393f40e91c21bb072c5f7650"/>
       <w:r>
         <w:t xml:space="preserve">8. Open items that are not tests</w:t>
       </w:r>
-      <w:bookmarkEnd w:id="47"/>
+      <w:bookmarkEnd w:id="48"/>
     </w:p>
     <w:p>
       <w:pPr>
@@ -6491,11 +6511,11 @@
       <w:pPr>
         <w:pStyle w:val="Heading2"/>
       </w:pPr>
-      <w:bookmarkStart w:id="48" w:name="X821dbf13ce2b20b76ed51d89a930d5b5cf925db"/>
+      <w:bookmarkStart w:id="49" w:name="X821dbf13ce2b20b76ed51d89a930d5b5cf925db"/>
       <w:r>
         <w:t xml:space="preserve">9. Build sequence position</w:t>
       </w:r>
-      <w:bookmarkEnd w:id="48"/>
+      <w:bookmarkEnd w:id="49"/>
     </w:p>
     <w:p>
       <w:pPr>
@@ -6626,11 +6646,11 @@
       <w:pPr>
         <w:pStyle w:val="Heading2"/>
       </w:pPr>
-      <w:bookmarkStart w:id="49" w:name="X7a48422c930555a8eaf448e82758e741193887b"/>
+      <w:bookmarkStart w:id="50" w:name="X7a48422c930555a8eaf448e82758e741193887b"/>
       <w:r>
         <w:t xml:space="preserve">10. Commits from this session</w:t>
       </w:r>
-      <w:bookmarkEnd w:id="49"/>
+      <w:bookmarkEnd w:id="50"/>
     </w:p>
     <w:tbl>
       <w:tblPr>
